--- a/docs/prd-docx-v2/管理员端App/服务商管理.docx
+++ b/docs/prd-docx-v2/管理员端App/服务商管理.docx
@@ -1586,7 +1586,7 @@
                 <w:rFonts w:ascii="宋体" w:hAnsi="宋体" w:eastAsia="宋体"/>
                 <w:sz w:val="21"/>
               </w:rPr>
-              <w:t>`providers`</w:t>
+              <w:t>业务数据</w:t>
             </w:r>
           </w:p>
         </w:tc>
@@ -1600,7 +1600,7 @@
                 <w:rFonts w:ascii="宋体" w:hAnsi="宋体" w:eastAsia="宋体"/>
                 <w:sz w:val="21"/>
               </w:rPr>
-              <w:t>`mock-data.js`</w:t>
+              <w:t>原型数据</w:t>
             </w:r>
           </w:p>
         </w:tc>
@@ -1630,7 +1630,7 @@
                 <w:rFonts w:ascii="宋体" w:hAnsi="宋体" w:eastAsia="宋体"/>
                 <w:sz w:val="21"/>
               </w:rPr>
-              <w:t>`item.name`</w:t>
+              <w:t>业务数据</w:t>
             </w:r>
           </w:p>
         </w:tc>
@@ -1644,7 +1644,7 @@
                 <w:rFonts w:ascii="宋体" w:hAnsi="宋体" w:eastAsia="宋体"/>
                 <w:sz w:val="21"/>
               </w:rPr>
-              <w:t>`mock-data.js`</w:t>
+              <w:t>原型数据</w:t>
             </w:r>
           </w:p>
         </w:tc>
@@ -1674,7 +1674,7 @@
                 <w:rFonts w:ascii="宋体" w:hAnsi="宋体" w:eastAsia="宋体"/>
                 <w:sz w:val="21"/>
               </w:rPr>
-              <w:t>`item.auditStatus`</w:t>
+              <w:t>业务数据</w:t>
             </w:r>
           </w:p>
         </w:tc>
@@ -1688,7 +1688,7 @@
                 <w:rFonts w:ascii="宋体" w:hAnsi="宋体" w:eastAsia="宋体"/>
                 <w:sz w:val="21"/>
               </w:rPr>
-              <w:t>`mock-data.js`</w:t>
+              <w:t>原型数据</w:t>
             </w:r>
           </w:p>
         </w:tc>
@@ -1718,7 +1718,7 @@
                 <w:rFonts w:ascii="宋体" w:hAnsi="宋体" w:eastAsia="宋体"/>
                 <w:sz w:val="21"/>
               </w:rPr>
-              <w:t>`item.status`</w:t>
+              <w:t>业务数据</w:t>
             </w:r>
           </w:p>
         </w:tc>
@@ -1732,7 +1732,7 @@
                 <w:rFonts w:ascii="宋体" w:hAnsi="宋体" w:eastAsia="宋体"/>
                 <w:sz w:val="21"/>
               </w:rPr>
-              <w:t>`mock-data.js`</w:t>
+              <w:t>原型数据</w:t>
             </w:r>
           </w:p>
         </w:tc>
@@ -1762,7 +1762,7 @@
                 <w:rFonts w:ascii="宋体" w:hAnsi="宋体" w:eastAsia="宋体"/>
                 <w:sz w:val="21"/>
               </w:rPr>
-              <w:t>`item.contact`</w:t>
+              <w:t>业务数据</w:t>
             </w:r>
           </w:p>
         </w:tc>
@@ -1776,7 +1776,7 @@
                 <w:rFonts w:ascii="宋体" w:hAnsi="宋体" w:eastAsia="宋体"/>
                 <w:sz w:val="21"/>
               </w:rPr>
-              <w:t>`mock-data.js`</w:t>
+              <w:t>原型数据</w:t>
             </w:r>
           </w:p>
         </w:tc>
@@ -1820,7 +1820,7 @@
                 <w:rFonts w:ascii="宋体" w:hAnsi="宋体" w:eastAsia="宋体"/>
                 <w:sz w:val="21"/>
               </w:rPr>
-              <w:t>`mock-data.js`</w:t>
+              <w:t>原型数据</w:t>
             </w:r>
           </w:p>
         </w:tc>
@@ -1850,7 +1850,7 @@
                 <w:rFonts w:ascii="宋体" w:hAnsi="宋体" w:eastAsia="宋体"/>
                 <w:sz w:val="21"/>
               </w:rPr>
-              <w:t>`item.specialties`</w:t>
+              <w:t>业务数据</w:t>
             </w:r>
           </w:p>
         </w:tc>
@@ -1864,7 +1864,7 @@
                 <w:rFonts w:ascii="宋体" w:hAnsi="宋体" w:eastAsia="宋体"/>
                 <w:sz w:val="21"/>
               </w:rPr>
-              <w:t>`mock-data.js`</w:t>
+              <w:t>原型数据</w:t>
             </w:r>
           </w:p>
         </w:tc>
@@ -1894,7 +1894,7 @@
                 <w:rFonts w:ascii="宋体" w:hAnsi="宋体" w:eastAsia="宋体"/>
                 <w:sz w:val="21"/>
               </w:rPr>
-              <w:t>`item.license`</w:t>
+              <w:t>业务数据</w:t>
             </w:r>
           </w:p>
         </w:tc>
@@ -1908,7 +1908,7 @@
                 <w:rFonts w:ascii="宋体" w:hAnsi="宋体" w:eastAsia="宋体"/>
                 <w:sz w:val="21"/>
               </w:rPr>
-              <w:t>`mock-data.js`</w:t>
+              <w:t>原型数据</w:t>
             </w:r>
           </w:p>
         </w:tc>
@@ -1938,7 +1938,7 @@
                 <w:rFonts w:ascii="宋体" w:hAnsi="宋体" w:eastAsia="宋体"/>
                 <w:sz w:val="21"/>
               </w:rPr>
-              <w:t>`item.timeline`</w:t>
+              <w:t>业务数据</w:t>
             </w:r>
           </w:p>
         </w:tc>
@@ -1952,7 +1952,7 @@
                 <w:rFonts w:ascii="宋体" w:hAnsi="宋体" w:eastAsia="宋体"/>
                 <w:sz w:val="21"/>
               </w:rPr>
-              <w:t>`mock-data.js`</w:t>
+              <w:t>原型数据</w:t>
             </w:r>
           </w:p>
         </w:tc>
@@ -1996,7 +1996,7 @@
                 <w:rFonts w:ascii="宋体" w:hAnsi="宋体" w:eastAsia="宋体"/>
                 <w:sz w:val="21"/>
               </w:rPr>
-              <w:t>`mobile-app.js`</w:t>
+              <w:t>页面逻辑</w:t>
             </w:r>
           </w:p>
         </w:tc>
@@ -2040,7 +2040,7 @@
                 <w:rFonts w:ascii="宋体" w:hAnsi="宋体" w:eastAsia="宋体"/>
                 <w:sz w:val="21"/>
               </w:rPr>
-              <w:t>`mock-data.js`</w:t>
+              <w:t>原型数据</w:t>
             </w:r>
           </w:p>
         </w:tc>
@@ -2176,7 +2176,7 @@
           <w:rFonts w:ascii="宋体" w:hAnsi="宋体" w:eastAsia="宋体"/>
           <w:sz w:val="21"/>
         </w:rPr>
-        <w:t>- 默认子 tab 为 `audit`（入驻审核）。 - 切换逻辑通过 `state.subTab.providers` 控制。  ---</w:t>
+        <w:t>- 默认子 tab 为 `audit`（入驻审核）。 - 切换逻辑通过 `页面状态` 控制。  ---</w:t>
       </w:r>
     </w:p>
     <w:p>
@@ -3009,7 +3009,7 @@
           <w:rFonts w:ascii="宋体" w:hAnsi="宋体" w:eastAsia="宋体"/>
           <w:sz w:val="21"/>
         </w:rPr>
-        <w:t>- 经营数据通过 `getAdminProviderBusinessStats()` 函数计算，部分为模拟数据。 - 详情页通过 `state.adminProviderDetail.open` 控制显示/隐藏。  ---</w:t>
+        <w:t>- 经营数据通过 `getAdminProviderBusinessStats()` 函数计算，部分为模拟数据。 - 详情页通过 `页面状态` 控制显示/隐藏。  ---</w:t>
       </w:r>
     </w:p>
     <w:sectPr>
